--- a/pr-preview/pr-257/exploratory-descriptive-handout-tracked-changes.docx
+++ b/pr-preview/pr-257/exploratory-descriptive-handout-tracked-changes.docx
@@ -16,7 +16,7 @@
       </w:pPr>
       <w:del w:id="1" w:author="PR Preview" w:date="2026-01-01T00:00:00Z">
         <w:r>
-          <w:delText xml:space="preserve">Last modified: 2026-10-16 05:21:29 (PDT)</w:delText>
+          <w:delText xml:space="preserve">Last modified: 2026-10-16 07:21:05 (PDT)</w:delText>
         </w:r>
       </w:del>
     </w:p>
@@ -26,7 +26,7 @@
       </w:pPr>
       <w:ins w:id="2" w:author="PR Preview" w:date="2026-01-01T00:00:00Z">
         <w:r>
-          <w:t xml:space="preserve">Last modified: 2026-10-16 05:26:23 (PDT)</w:t>
+          <w:t xml:space="preserve">Last modified: 2026-10-16 10:01:37 (PDT)</w:t>
         </w:r>
       </w:ins>
     </w:p>
@@ -2967,415 +2967,138 @@
       <w:pPr>
         <w:pStyle w:val="BodyText"/>
       </w:pPr>
-      <w:del w:id="3" w:author="PR Preview" w:date="2026-01-01T00:00:00Z">
+      <w:r>
+        <w:rPr>
+          <w:b/>
+          <w:bCs/>
+        </w:rPr>
+        <w:t xml:space="preserve">Example 1 (Population and sample in the WCGS)</w:t>
+      </w:r>
+      <w:r>
+        <w:t xml:space="preserve"> </w:t>
+      </w:r>
+      <w:r>
+        <w:t xml:space="preserve">In 1960, the WCGS recruited employed men aged 39 to 59 years in California.</w:t>
+      </w:r>
+      <w:r>
+        <w:t xml:space="preserve"> </w:t>
+      </w:r>
+      <w:r>
+        <w:t xml:space="preserve">Take that group of men as the study’s population (</w:t>
+      </w:r>
+      <w:hyperlink w:anchor="def-population">
         <w:r>
           <w:rPr>
-            <w:b/>
-            <w:bCs/>
+            <w:rStyle w:val="Hyperlink"/>
           </w:rPr>
-          <w:delText xml:space="preserve">Example 1 (Population and sample in the WCGS)</w:delText>
+          <w:t xml:space="preserve">Definition 1</w:t>
         </w:r>
-      </w:del>
-      <w:del w:id="4" w:author="PR Preview" w:date="2026-01-01T00:00:00Z">
-        <w:r>
-          <w:delText xml:space="preserve"> </w:delText>
-        </w:r>
-      </w:del>
-      <w:del w:id="5" w:author="PR Preview" w:date="2026-01-01T00:00:00Z">
-        <w:r>
-          <w:delText xml:space="preserve">In 1960, the WCGS recruited employed men aged 39 to 59 years in California.</w:delText>
-        </w:r>
-      </w:del>
-      <w:del w:id="6" w:author="PR Preview" w:date="2026-01-01T00:00:00Z">
-        <w:r>
-          <w:delText xml:space="preserve"> </w:delText>
-        </w:r>
-      </w:del>
-      <w:del w:id="7" w:author="PR Preview" w:date="2026-01-01T00:00:00Z">
-        <w:r>
-          <w:delText xml:space="preserve">Take that group of men as the study’s population (</w:delText>
-        </w:r>
-      </w:del>
-      <w:hyperlink w:anchor="def-population">
-        <w:del w:id="8" w:author="PR Preview" w:date="2026-01-01T00:00:00Z">
-          <w:r>
-            <w:rPr>
-              <w:rStyle w:val="Hyperlink"/>
-            </w:rPr>
-            <w:delText xml:space="preserve">Definition 1</w:delText>
-          </w:r>
-        </w:del>
       </w:hyperlink>
-      <w:del w:id="9" w:author="PR Preview" w:date="2026-01-01T00:00:00Z">
-        <w:r>
-          <w:delText xml:space="preserve">),</w:delText>
-        </w:r>
-      </w:del>
-      <w:del w:id="10" w:author="PR Preview" w:date="2026-01-01T00:00:00Z">
-        <w:r>
-          <w:delText xml:space="preserve"> </w:delText>
-        </w:r>
-      </w:del>
-      <w:del w:id="11" w:author="PR Preview" w:date="2026-01-01T00:00:00Z">
-        <w:r>
-          <w:delText xml:space="preserve">so the population distribution (</w:delText>
-        </w:r>
-      </w:del>
+      <w:r>
+        <w:t xml:space="preserve">),</w:t>
+      </w:r>
+      <w:r>
+        <w:t xml:space="preserve"> </w:t>
+      </w:r>
+      <w:r>
+        <w:t xml:space="preserve">so the population distribution (</w:t>
+      </w:r>
       <w:hyperlink w:anchor="def-population-distribution">
-        <w:del w:id="12" w:author="PR Preview" w:date="2026-01-01T00:00:00Z">
-          <w:r>
-            <w:rPr>
-              <w:rStyle w:val="Hyperlink"/>
-            </w:rPr>
-            <w:delText xml:space="preserve">Definition 2</w:delText>
-          </w:r>
-        </w:del>
-      </w:hyperlink>
-      <w:del w:id="13" w:author="PR Preview" w:date="2026-01-01T00:00:00Z">
-        <w:r>
-          <w:delText xml:space="preserve">) of cholesterol is its distribution among those men.</w:delText>
-        </w:r>
-      </w:del>
-      <w:del w:id="14" w:author="PR Preview" w:date="2026-01-01T00:00:00Z">
-        <w:r>
-          <w:delText xml:space="preserve"> </w:delText>
-        </w:r>
-      </w:del>
-      <w:del w:id="15" w:author="PR Preview" w:date="2026-01-01T00:00:00Z">
-        <w:r>
-          <w:delText xml:space="preserve">The</w:delText>
-        </w:r>
-      </w:del>
-      <w:del w:id="16" w:author="PR Preview" w:date="2026-01-01T00:00:00Z">
-        <w:r>
-          <w:delText xml:space="preserve"> </w:delText>
-        </w:r>
-      </w:del>
-      <w:del w:id="17" w:author="PR Preview" w:date="2026-01-01T00:00:00Z">
         <w:r>
           <w:rPr>
-            <w:rStyle w:val="VerbatimChar"/>
+            <w:rStyle w:val="Hyperlink"/>
           </w:rPr>
-          <w:delText xml:space="preserve">wcgs</w:delText>
+          <w:t xml:space="preserve">Definition 2</w:t>
         </w:r>
-      </w:del>
-      <w:del w:id="18" w:author="PR Preview" w:date="2026-01-01T00:00:00Z">
-        <w:r>
-          <w:delText xml:space="preserve"> </w:delText>
-        </w:r>
-      </w:del>
-      <w:del w:id="19" w:author="PR Preview" w:date="2026-01-01T00:00:00Z">
-        <w:r>
-          <w:delText xml:space="preserve">data frame is the sample (</w:delText>
-        </w:r>
-      </w:del>
+      </w:hyperlink>
+      <w:r>
+        <w:t xml:space="preserve">) of cholesterol is its distribution among those men.</w:t>
+      </w:r>
+      <w:r>
+        <w:t xml:space="preserve"> </w:t>
+      </w:r>
+      <w:r>
+        <w:t xml:space="preserve">The</w:t>
+      </w:r>
+      <w:r>
+        <w:t xml:space="preserve"> </w:t>
+      </w:r>
+      <w:r>
+        <w:rPr>
+          <w:rStyle w:val="VerbatimChar"/>
+        </w:rPr>
+        <w:t xml:space="preserve">wcgs</w:t>
+      </w:r>
+      <w:r>
+        <w:t xml:space="preserve"> </w:t>
+      </w:r>
+      <w:r>
+        <w:t xml:space="preserve">data frame is the sample (</w:t>
+      </w:r>
       <w:hyperlink w:anchor="def-sample">
-        <w:del w:id="20" w:author="PR Preview" w:date="2026-01-01T00:00:00Z">
-          <w:r>
-            <w:rPr>
-              <w:rStyle w:val="Hyperlink"/>
-            </w:rPr>
-            <w:delText xml:space="preserve">Definition 3</w:delText>
-          </w:r>
-        </w:del>
-      </w:hyperlink>
-      <w:del w:id="21" w:author="PR Preview" w:date="2026-01-01T00:00:00Z">
-        <w:r>
-          <w:delText xml:space="preserve">):</w:delText>
-        </w:r>
-      </w:del>
-      <w:del w:id="22" w:author="PR Preview" w:date="2026-01-01T00:00:00Z">
-        <w:r>
-          <w:delText xml:space="preserve"> </w:delText>
-        </w:r>
-      </w:del>
-      <w:del w:id="23" w:author="PR Preview" w:date="2026-01-01T00:00:00Z">
-        <w:r>
-          <w:delText xml:space="preserve">it holds 3154 of the men in that population.</w:delText>
-        </w:r>
-      </w:del>
-      <w:del w:id="24" w:author="PR Preview" w:date="2026-01-01T00:00:00Z">
-        <w:r>
-          <w:delText xml:space="preserve"> </w:delText>
-        </w:r>
-      </w:del>
-      <w:del w:id="25" w:author="PR Preview" w:date="2026-01-01T00:00:00Z">
-        <w:r>
-          <w:delText xml:space="preserve">The men volunteered, through 10 companies,</w:delText>
-        </w:r>
-      </w:del>
-      <w:del w:id="26" w:author="PR Preview" w:date="2026-01-01T00:00:00Z">
-        <w:r>
-          <w:delText xml:space="preserve"> </w:delText>
-        </w:r>
-      </w:del>
-      <w:del w:id="27" w:author="PR Preview" w:date="2026-01-01T00:00:00Z">
-        <w:r>
-          <w:delText xml:space="preserve">so the sample is not a random sample (</w:delText>
-        </w:r>
-      </w:del>
-      <w:hyperlink w:anchor="def-random-sample">
-        <w:del w:id="28" w:author="PR Preview" w:date="2026-01-01T00:00:00Z">
-          <w:r>
-            <w:rPr>
-              <w:rStyle w:val="Hyperlink"/>
-            </w:rPr>
-            <w:delText xml:space="preserve">Definition 4</w:delText>
-          </w:r>
-        </w:del>
-      </w:hyperlink>
-      <w:del w:id="29" w:author="PR Preview" w:date="2026-01-01T00:00:00Z">
-        <w:r>
-          <w:delText xml:space="preserve">) of the population.</w:delText>
-        </w:r>
-      </w:del>
-      <w:del w:id="30" w:author="PR Preview" w:date="2026-01-01T00:00:00Z">
-        <w:r>
-          <w:delText xml:space="preserve"> </w:delText>
-        </w:r>
-      </w:del>
-      <w:del w:id="31" w:author="PR Preview" w:date="2026-01-01T00:00:00Z">
-        <w:r>
-          <w:delText xml:space="preserve">Its mean cholesterol, 226.4 mg/dL,</w:delText>
-        </w:r>
-      </w:del>
-      <w:del w:id="32" w:author="PR Preview" w:date="2026-01-01T00:00:00Z">
-        <w:r>
-          <w:delText xml:space="preserve"> </w:delText>
-        </w:r>
-      </w:del>
-      <w:del w:id="33" w:author="PR Preview" w:date="2026-01-01T00:00:00Z">
-        <w:r>
-          <w:delText xml:space="preserve">describes these 3154 men exactly,</w:delText>
-        </w:r>
-      </w:del>
-      <w:del w:id="34" w:author="PR Preview" w:date="2026-01-01T00:00:00Z">
-        <w:r>
-          <w:delText xml:space="preserve"> </w:delText>
-        </w:r>
-      </w:del>
-      <w:del w:id="35" w:author="PR Preview" w:date="2026-01-01T00:00:00Z">
-        <w:r>
-          <w:delText xml:space="preserve">but it estimates the population mean well</w:delText>
-        </w:r>
-      </w:del>
-      <w:del w:id="36" w:author="PR Preview" w:date="2026-01-01T00:00:00Z">
-        <w:r>
-          <w:delText xml:space="preserve"> </w:delText>
-        </w:r>
-      </w:del>
-      <w:del w:id="37" w:author="PR Preview" w:date="2026-01-01T00:00:00Z">
-        <w:r>
-          <w:delText xml:space="preserve">only to the extent that the volunteers resemble the rest of the population.</w:delText>
-        </w:r>
-      </w:del>
-    </w:p>
-    <w:p>
-      <w:pPr>
-        <w:pStyle w:val="BodyText"/>
-      </w:pPr>
-      <w:ins w:id="38" w:author="PR Preview" w:date="2026-01-01T00:00:00Z">
         <w:r>
           <w:rPr>
-            <w:b/>
-            <w:bCs/>
+            <w:rStyle w:val="Hyperlink"/>
           </w:rPr>
-          <w:t xml:space="preserve">Example 1 (Population and sample in the WCGS)</w:t>
+          <w:t xml:space="preserve">Definition 3</w:t>
         </w:r>
-      </w:ins>
-      <w:ins w:id="39" w:author="PR Preview" w:date="2026-01-01T00:00:00Z">
-        <w:r>
-          <w:t xml:space="preserve"> </w:t>
-        </w:r>
-      </w:ins>
-      <w:ins w:id="40" w:author="PR Preview" w:date="2026-01-01T00:00:00Z">
-        <w:r>
-          <w:t xml:space="preserve">In 1960, the WCGS recruited employed men aged 39 to 59 years in California.</w:t>
-        </w:r>
-      </w:ins>
-      <w:ins w:id="41" w:author="PR Preview" w:date="2026-01-01T00:00:00Z">
-        <w:r>
-          <w:t xml:space="preserve"> </w:t>
-        </w:r>
-      </w:ins>
-      <w:ins w:id="42" w:author="PR Preview" w:date="2026-01-01T00:00:00Z">
-        <w:r>
-          <w:t xml:space="preserve">Take that group of men as the study’s population (</w:t>
-        </w:r>
-      </w:ins>
-      <w:hyperlink w:anchor="def-population">
-        <w:ins w:id="43" w:author="PR Preview" w:date="2026-01-01T00:00:00Z">
-          <w:r>
-            <w:rPr>
-              <w:rStyle w:val="Hyperlink"/>
-            </w:rPr>
-            <w:t xml:space="preserve">Definition 1</w:t>
-          </w:r>
-        </w:ins>
       </w:hyperlink>
-      <w:ins w:id="44" w:author="PR Preview" w:date="2026-01-01T00:00:00Z">
-        <w:r>
-          <w:t xml:space="preserve">),</w:t>
-        </w:r>
-      </w:ins>
-      <w:ins w:id="45" w:author="PR Preview" w:date="2026-01-01T00:00:00Z">
-        <w:r>
-          <w:t xml:space="preserve"> </w:t>
-        </w:r>
-      </w:ins>
-      <w:ins w:id="46" w:author="PR Preview" w:date="2026-01-01T00:00:00Z">
-        <w:r>
-          <w:t xml:space="preserve">so the population distribution (</w:t>
-        </w:r>
-      </w:ins>
-      <w:hyperlink w:anchor="def-population-distribution">
-        <w:ins w:id="47" w:author="PR Preview" w:date="2026-01-01T00:00:00Z">
-          <w:r>
-            <w:rPr>
-              <w:rStyle w:val="Hyperlink"/>
-            </w:rPr>
-            <w:t xml:space="preserve">Definition 2</w:t>
-          </w:r>
-        </w:ins>
-      </w:hyperlink>
-      <w:ins w:id="48" w:author="PR Preview" w:date="2026-01-01T00:00:00Z">
-        <w:r>
-          <w:t xml:space="preserve">) of cholesterol is its distribution among those men.</w:t>
-        </w:r>
-      </w:ins>
-      <w:ins w:id="49" w:author="PR Preview" w:date="2026-01-01T00:00:00Z">
-        <w:r>
-          <w:t xml:space="preserve"> </w:t>
-        </w:r>
-      </w:ins>
-      <w:ins w:id="50" w:author="PR Preview" w:date="2026-01-01T00:00:00Z">
-        <w:r>
-          <w:t xml:space="preserve">The</w:t>
-        </w:r>
-      </w:ins>
-      <w:ins w:id="51" w:author="PR Preview" w:date="2026-01-01T00:00:00Z">
-        <w:r>
-          <w:t xml:space="preserve"> </w:t>
-        </w:r>
-      </w:ins>
-      <w:ins w:id="52" w:author="PR Preview" w:date="2026-01-01T00:00:00Z">
+      <w:r>
+        <w:t xml:space="preserve">):</w:t>
+      </w:r>
+      <w:r>
+        <w:t xml:space="preserve"> </w:t>
+      </w:r>
+      <w:r>
+        <w:t xml:space="preserve">it holds 3154 of the men in that population.</w:t>
+      </w:r>
+      <w:r>
+        <w:t xml:space="preserve"> </w:t>
+      </w:r>
+      <w:r>
+        <w:t xml:space="preserve">The men volunteered, through 10 companies,</w:t>
+      </w:r>
+      <w:r>
+        <w:t xml:space="preserve"> </w:t>
+      </w:r>
+      <w:r>
+        <w:t xml:space="preserve">so the sample is not a random sample (</w:t>
+      </w:r>
+      <w:hyperlink w:anchor="def-random-sample">
         <w:r>
           <w:rPr>
-            <w:rStyle w:val="VerbatimChar"/>
+            <w:rStyle w:val="Hyperlink"/>
           </w:rPr>
-          <w:t xml:space="preserve">wcgs</w:t>
+          <w:t xml:space="preserve">Definition 4</w:t>
         </w:r>
-      </w:ins>
-      <w:ins w:id="53" w:author="PR Preview" w:date="2026-01-01T00:00:00Z">
-        <w:r>
-          <w:t xml:space="preserve"> </w:t>
-        </w:r>
-      </w:ins>
-      <w:ins w:id="54" w:author="PR Preview" w:date="2026-01-01T00:00:00Z">
-        <w:r>
-          <w:t xml:space="preserve">data frame is the sample (</w:t>
-        </w:r>
-      </w:ins>
-      <w:hyperlink w:anchor="def-sample">
-        <w:ins w:id="55" w:author="PR Preview" w:date="2026-01-01T00:00:00Z">
-          <w:r>
-            <w:rPr>
-              <w:rStyle w:val="Hyperlink"/>
-            </w:rPr>
-            <w:t xml:space="preserve">Definition 3</w:t>
-          </w:r>
-        </w:ins>
       </w:hyperlink>
-      <w:ins w:id="56" w:author="PR Preview" w:date="2026-01-01T00:00:00Z">
-        <w:r>
-          <w:t xml:space="preserve">):</w:t>
-        </w:r>
-      </w:ins>
-      <w:ins w:id="57" w:author="PR Preview" w:date="2026-01-01T00:00:00Z">
-        <w:r>
-          <w:t xml:space="preserve"> </w:t>
-        </w:r>
-      </w:ins>
-      <w:ins w:id="58" w:author="PR Preview" w:date="2026-01-01T00:00:00Z">
-        <w:r>
-          <w:t xml:space="preserve">it holds 3154 of the men in that population.</w:t>
-        </w:r>
-      </w:ins>
-      <w:ins w:id="59" w:author="PR Preview" w:date="2026-01-01T00:00:00Z">
-        <w:r>
-          <w:t xml:space="preserve"> </w:t>
-        </w:r>
-      </w:ins>
-      <w:ins w:id="60" w:author="PR Preview" w:date="2026-01-01T00:00:00Z">
-        <w:r>
-          <w:t xml:space="preserve">The men volunteered, through 10 companies,</w:t>
-        </w:r>
-      </w:ins>
-      <w:ins w:id="61" w:author="PR Preview" w:date="2026-01-01T00:00:00Z">
-        <w:r>
-          <w:t xml:space="preserve"> </w:t>
-        </w:r>
-      </w:ins>
-      <w:ins w:id="62" w:author="PR Preview" w:date="2026-01-01T00:00:00Z">
-        <w:r>
-          <w:t xml:space="preserve">so the sample is not a random sample (</w:t>
-        </w:r>
-      </w:ins>
-      <w:hyperlink w:anchor="def-random-sample">
-        <w:ins w:id="63" w:author="PR Preview" w:date="2026-01-01T00:00:00Z">
-          <w:r>
-            <w:rPr>
-              <w:rStyle w:val="Hyperlink"/>
-            </w:rPr>
-            <w:t xml:space="preserve">Definition 4</w:t>
-          </w:r>
-        </w:ins>
-      </w:hyperlink>
-      <w:ins w:id="64" w:author="PR Preview" w:date="2026-01-01T00:00:00Z">
-        <w:r>
-          <w:t xml:space="preserve">) of the population.</w:t>
-        </w:r>
-      </w:ins>
-      <w:ins w:id="65" w:author="PR Preview" w:date="2026-01-01T00:00:00Z">
-        <w:r>
-          <w:t xml:space="preserve"> </w:t>
-        </w:r>
-      </w:ins>
-      <w:ins w:id="66" w:author="PR Preview" w:date="2026-01-01T00:00:00Z">
-        <w:r>
-          <w:t xml:space="preserve">Its sample mean cholesterol, 226.4 mg/dL,</w:t>
-        </w:r>
-      </w:ins>
-      <w:ins w:id="67" w:author="PR Preview" w:date="2026-01-01T00:00:00Z">
-        <w:r>
-          <w:t xml:space="preserve"> </w:t>
-        </w:r>
-      </w:ins>
-      <w:ins w:id="68" w:author="PR Preview" w:date="2026-01-01T00:00:00Z">
-        <w:r>
-          <w:t xml:space="preserve">describes these 3154 men exactly,</w:t>
-        </w:r>
-      </w:ins>
-      <w:ins w:id="69" w:author="PR Preview" w:date="2026-01-01T00:00:00Z">
-        <w:r>
-          <w:t xml:space="preserve"> </w:t>
-        </w:r>
-      </w:ins>
-      <w:ins w:id="70" w:author="PR Preview" w:date="2026-01-01T00:00:00Z">
-        <w:r>
-          <w:t xml:space="preserve">but it estimates the population mean well</w:t>
-        </w:r>
-      </w:ins>
-      <w:ins w:id="71" w:author="PR Preview" w:date="2026-01-01T00:00:00Z">
-        <w:r>
-          <w:t xml:space="preserve"> </w:t>
-        </w:r>
-      </w:ins>
-      <w:ins w:id="72" w:author="PR Preview" w:date="2026-01-01T00:00:00Z">
-        <w:r>
-          <w:t xml:space="preserve">only to the extent that the volunteers resemble the rest of the population.</w:t>
-        </w:r>
-      </w:ins>
+      <w:r>
+        <w:t xml:space="preserve">) of the population.</w:t>
+      </w:r>
+      <w:r>
+        <w:t xml:space="preserve"> </w:t>
+      </w:r>
+      <w:r>
+        <w:t xml:space="preserve">Its sample mean cholesterol, 226.4 mg/dL,</w:t>
+      </w:r>
+      <w:r>
+        <w:t xml:space="preserve"> </w:t>
+      </w:r>
+      <w:r>
+        <w:t xml:space="preserve">describes these 3154 men exactly,</w:t>
+      </w:r>
+      <w:r>
+        <w:t xml:space="preserve"> </w:t>
+      </w:r>
+      <w:r>
+        <w:t xml:space="preserve">but it estimates the population mean well</w:t>
+      </w:r>
+      <w:r>
+        <w:t xml:space="preserve"> </w:t>
+      </w:r>
+      <w:r>
+        <w:t xml:space="preserve">only to the extent that the volunteers resemble the rest of the population.</w:t>
+      </w:r>
     </w:p>
     <w:bookmarkEnd w:id="22"/>
     <w:bookmarkEnd w:id="23"/>
@@ -3603,135 +3326,46 @@
       <w:pPr>
         <w:pStyle w:val="FirstParagraph"/>
       </w:pPr>
-      <w:del w:id="73" w:author="PR Preview" w:date="2026-01-01T00:00:00Z">
-        <w:r>
-          <w:rPr>
-            <w:b/>
-            <w:bCs/>
-          </w:rPr>
-          <w:delText xml:space="preserve">Example 2 (Mean cholesterol in the WCGS)</w:delText>
-        </w:r>
-      </w:del>
-      <w:del w:id="74" w:author="PR Preview" w:date="2026-01-01T00:00:00Z">
-        <w:r>
-          <w:delText xml:space="preserve"> </w:delText>
-        </w:r>
-      </w:del>
-      <w:del w:id="75" w:author="PR Preview" w:date="2026-01-01T00:00:00Z">
-        <w:r>
-          <w:delText xml:space="preserve">Total cholesterol (</w:delText>
-        </w:r>
-      </w:del>
-      <w:del w:id="76" w:author="PR Preview" w:date="2026-01-01T00:00:00Z">
-        <w:r>
-          <w:rPr>
-            <w:rStyle w:val="VerbatimChar"/>
-          </w:rPr>
-          <w:delText xml:space="preserve">chol</w:delText>
-        </w:r>
-      </w:del>
-      <w:del w:id="77" w:author="PR Preview" w:date="2026-01-01T00:00:00Z">
-        <w:r>
-          <w:delText xml:space="preserve">) is missing for</w:delText>
-        </w:r>
-      </w:del>
-      <w:del w:id="78" w:author="PR Preview" w:date="2026-01-01T00:00:00Z">
-        <w:r>
-          <w:delText xml:space="preserve"> </w:delText>
-        </w:r>
-      </w:del>
-      <w:del w:id="79" w:author="PR Preview" w:date="2026-01-01T00:00:00Z">
-        <w:r>
-          <w:delText xml:space="preserve">12 of the 3154 WCGS participants.</w:delText>
-        </w:r>
-      </w:del>
-      <w:del w:id="80" w:author="PR Preview" w:date="2026-01-01T00:00:00Z">
-        <w:r>
-          <w:delText xml:space="preserve"> </w:delText>
-        </w:r>
-      </w:del>
-      <w:del w:id="81" w:author="PR Preview" w:date="2026-01-01T00:00:00Z">
-        <w:r>
-          <w:delText xml:space="preserve">The sample mean of the remaining</w:delText>
-        </w:r>
-      </w:del>
-      <w:del w:id="82" w:author="PR Preview" w:date="2026-01-01T00:00:00Z">
-        <w:r>
-          <w:delText xml:space="preserve"> </w:delText>
-        </w:r>
-      </w:del>
-      <w:del w:id="83" w:author="PR Preview" w:date="2026-01-01T00:00:00Z">
-        <w:r>
-          <w:delText xml:space="preserve">3142 values is:</w:delText>
-        </w:r>
-      </w:del>
-    </w:p>
-    <w:p>
-      <w:pPr>
-        <w:pStyle w:val="FirstParagraph"/>
-      </w:pPr>
-      <w:ins w:id="84" w:author="PR Preview" w:date="2026-01-01T00:00:00Z">
-        <w:r>
-          <w:rPr>
-            <w:b/>
-            <w:bCs/>
-          </w:rPr>
-          <w:t xml:space="preserve">Example 2 (Sample mean cholesterol in the WCGS)</w:t>
-        </w:r>
-      </w:ins>
-      <w:ins w:id="85" w:author="PR Preview" w:date="2026-01-01T00:00:00Z">
-        <w:r>
-          <w:t xml:space="preserve"> </w:t>
-        </w:r>
-      </w:ins>
-      <w:ins w:id="86" w:author="PR Preview" w:date="2026-01-01T00:00:00Z">
-        <w:r>
-          <w:t xml:space="preserve">Total cholesterol (</w:t>
-        </w:r>
-      </w:ins>
-      <w:ins w:id="87" w:author="PR Preview" w:date="2026-01-01T00:00:00Z">
-        <w:r>
-          <w:rPr>
-            <w:rStyle w:val="VerbatimChar"/>
-          </w:rPr>
-          <w:t xml:space="preserve">chol</w:t>
-        </w:r>
-      </w:ins>
-      <w:ins w:id="88" w:author="PR Preview" w:date="2026-01-01T00:00:00Z">
-        <w:r>
-          <w:t xml:space="preserve">) is missing for</w:t>
-        </w:r>
-      </w:ins>
-      <w:ins w:id="89" w:author="PR Preview" w:date="2026-01-01T00:00:00Z">
-        <w:r>
-          <w:t xml:space="preserve"> </w:t>
-        </w:r>
-      </w:ins>
-      <w:ins w:id="90" w:author="PR Preview" w:date="2026-01-01T00:00:00Z">
-        <w:r>
-          <w:t xml:space="preserve">12 of the 3154 WCGS participants.</w:t>
-        </w:r>
-      </w:ins>
-      <w:ins w:id="91" w:author="PR Preview" w:date="2026-01-01T00:00:00Z">
-        <w:r>
-          <w:t xml:space="preserve"> </w:t>
-        </w:r>
-      </w:ins>
-      <w:ins w:id="92" w:author="PR Preview" w:date="2026-01-01T00:00:00Z">
-        <w:r>
-          <w:t xml:space="preserve">The sample mean of the remaining</w:t>
-        </w:r>
-      </w:ins>
-      <w:ins w:id="93" w:author="PR Preview" w:date="2026-01-01T00:00:00Z">
-        <w:r>
-          <w:t xml:space="preserve"> </w:t>
-        </w:r>
-      </w:ins>
-      <w:ins w:id="94" w:author="PR Preview" w:date="2026-01-01T00:00:00Z">
-        <w:r>
-          <w:t xml:space="preserve">3142 values is:</w:t>
-        </w:r>
-      </w:ins>
+      <w:r>
+        <w:rPr>
+          <w:b/>
+          <w:bCs/>
+        </w:rPr>
+        <w:t xml:space="preserve">Example 2 (Sample mean cholesterol in the WCGS)</w:t>
+      </w:r>
+      <w:r>
+        <w:t xml:space="preserve"> </w:t>
+      </w:r>
+      <w:r>
+        <w:t xml:space="preserve">Total cholesterol (</w:t>
+      </w:r>
+      <w:r>
+        <w:rPr>
+          <w:rStyle w:val="VerbatimChar"/>
+        </w:rPr>
+        <w:t xml:space="preserve">chol</w:t>
+      </w:r>
+      <w:r>
+        <w:t xml:space="preserve">) is missing for</w:t>
+      </w:r>
+      <w:r>
+        <w:t xml:space="preserve"> </w:t>
+      </w:r>
+      <w:r>
+        <w:t xml:space="preserve">12 of the 3154 WCGS participants.</w:t>
+      </w:r>
+      <w:r>
+        <w:t xml:space="preserve"> </w:t>
+      </w:r>
+      <w:r>
+        <w:t xml:space="preserve">The sample mean of the remaining</w:t>
+      </w:r>
+      <w:r>
+        <w:t xml:space="preserve"> </w:t>
+      </w:r>
+      <w:r>
+        <w:t xml:space="preserve">3142 values is:</w:t>
+      </w:r>
     </w:p>
     <w:p>
       <w:pPr>
@@ -4248,171 +3882,56 @@
       <w:pPr>
         <w:pStyle w:val="FirstParagraph"/>
       </w:pPr>
-      <w:del w:id="95" w:author="PR Preview" w:date="2026-01-01T00:00:00Z">
+      <w:r>
+        <w:t xml:space="preserve">The median cholesterol is a little lower than the sample mean</w:t>
+      </w:r>
+      <w:r>
+        <w:t xml:space="preserve"> </w:t>
+      </w:r>
+      <w:r>
+        <w:t xml:space="preserve">(</w:t>
+      </w:r>
+      <w:hyperlink w:anchor="exm-sample-mean">
         <w:r>
-          <w:delText xml:space="preserve">The median cholesterol is a little lower than the mean</w:delText>
+          <w:rPr>
+            <w:rStyle w:val="Hyperlink"/>
+          </w:rPr>
+          <w:t xml:space="preserve">Example 2</w:t>
         </w:r>
-      </w:del>
-      <w:del w:id="96" w:author="PR Preview" w:date="2026-01-01T00:00:00Z">
-        <w:r>
-          <w:delText xml:space="preserve"> </w:delText>
-        </w:r>
-      </w:del>
-      <w:del w:id="97" w:author="PR Preview" w:date="2026-01-01T00:00:00Z">
-        <w:r>
-          <w:delText xml:space="preserve">(</w:delText>
-        </w:r>
-      </w:del>
-      <w:hyperlink w:anchor="exm-sample-mean">
-        <w:del w:id="98" w:author="PR Preview" w:date="2026-01-01T00:00:00Z">
-          <w:r>
-            <w:rPr>
-              <w:rStyle w:val="Hyperlink"/>
-            </w:rPr>
-            <w:delText xml:space="preserve">Example 2</w:delText>
-          </w:r>
-        </w:del>
       </w:hyperlink>
-      <w:del w:id="99" w:author="PR Preview" w:date="2026-01-01T00:00:00Z">
-        <w:r>
-          <w:delText xml:space="preserve">).</w:delText>
-        </w:r>
-      </w:del>
-      <w:del w:id="100" w:author="PR Preview" w:date="2026-01-01T00:00:00Z">
-        <w:r>
-          <w:delText xml:space="preserve"> </w:delText>
-        </w:r>
-      </w:del>
-      <w:del w:id="101" w:author="PR Preview" w:date="2026-01-01T00:00:00Z">
-        <w:r>
-          <w:delText xml:space="preserve">Cholesterol has a longer right tail than left tail</w:delText>
-        </w:r>
-      </w:del>
-      <w:del w:id="102" w:author="PR Preview" w:date="2026-01-01T00:00:00Z">
-        <w:r>
-          <w:delText xml:space="preserve"> </w:delText>
-        </w:r>
-      </w:del>
-      <w:del w:id="103" w:author="PR Preview" w:date="2026-01-01T00:00:00Z">
-        <w:r>
-          <w:delText xml:space="preserve">(the maximum is 645 mg/dL),</w:delText>
-        </w:r>
-      </w:del>
-      <w:del w:id="104" w:author="PR Preview" w:date="2026-01-01T00:00:00Z">
-        <w:r>
-          <w:delText xml:space="preserve"> </w:delText>
-        </w:r>
-      </w:del>
-      <w:del w:id="105" w:author="PR Preview" w:date="2026-01-01T00:00:00Z">
-        <w:r>
-          <w:delText xml:space="preserve">and the large values in that tail pull the mean upward</w:delText>
-        </w:r>
-      </w:del>
-      <w:del w:id="106" w:author="PR Preview" w:date="2026-01-01T00:00:00Z">
-        <w:r>
-          <w:delText xml:space="preserve"> </w:delText>
-        </w:r>
-      </w:del>
-      <w:del w:id="107" w:author="PR Preview" w:date="2026-01-01T00:00:00Z">
-        <w:r>
-          <w:delText xml:space="preserve">but barely change which value is in the middle.</w:delText>
-        </w:r>
-      </w:del>
-      <w:del w:id="108" w:author="PR Preview" w:date="2026-01-01T00:00:00Z">
-        <w:r>
-          <w:delText xml:space="preserve"> </w:delText>
-        </w:r>
-      </w:del>
-      <w:del w:id="109" w:author="PR Preview" w:date="2026-01-01T00:00:00Z">
-        <w:r>
-          <w:delText xml:space="preserve">A median is less sensitive to extreme values than a mean.</w:delText>
-        </w:r>
-      </w:del>
-    </w:p>
-    <w:p>
-      <w:pPr>
-        <w:pStyle w:val="FirstParagraph"/>
-      </w:pPr>
-      <w:ins w:id="110" w:author="PR Preview" w:date="2026-01-01T00:00:00Z">
-        <w:r>
-          <w:t xml:space="preserve">The median cholesterol is a little lower than the sample mean</w:t>
-        </w:r>
-      </w:ins>
-      <w:ins w:id="111" w:author="PR Preview" w:date="2026-01-01T00:00:00Z">
-        <w:r>
-          <w:t xml:space="preserve"> </w:t>
-        </w:r>
-      </w:ins>
-      <w:ins w:id="112" w:author="PR Preview" w:date="2026-01-01T00:00:00Z">
-        <w:r>
-          <w:t xml:space="preserve">(</w:t>
-        </w:r>
-      </w:ins>
-      <w:hyperlink w:anchor="exm-sample-mean">
-        <w:ins w:id="113" w:author="PR Preview" w:date="2026-01-01T00:00:00Z">
-          <w:r>
-            <w:rPr>
-              <w:rStyle w:val="Hyperlink"/>
-            </w:rPr>
-            <w:t xml:space="preserve">Example 2</w:t>
-          </w:r>
-        </w:ins>
-      </w:hyperlink>
-      <w:ins w:id="114" w:author="PR Preview" w:date="2026-01-01T00:00:00Z">
-        <w:r>
-          <w:t xml:space="preserve">).</w:t>
-        </w:r>
-      </w:ins>
-      <w:ins w:id="115" w:author="PR Preview" w:date="2026-01-01T00:00:00Z">
-        <w:r>
-          <w:t xml:space="preserve"> </w:t>
-        </w:r>
-      </w:ins>
-      <w:ins w:id="116" w:author="PR Preview" w:date="2026-01-01T00:00:00Z">
-        <w:r>
-          <w:t xml:space="preserve">Cholesterol has a longer right tail than left tail</w:t>
-        </w:r>
-      </w:ins>
-      <w:ins w:id="117" w:author="PR Preview" w:date="2026-01-01T00:00:00Z">
-        <w:r>
-          <w:t xml:space="preserve"> </w:t>
-        </w:r>
-      </w:ins>
-      <w:ins w:id="118" w:author="PR Preview" w:date="2026-01-01T00:00:00Z">
-        <w:r>
-          <w:t xml:space="preserve">(the maximum is 645 mg/dL),</w:t>
-        </w:r>
-      </w:ins>
-      <w:ins w:id="119" w:author="PR Preview" w:date="2026-01-01T00:00:00Z">
-        <w:r>
-          <w:t xml:space="preserve"> </w:t>
-        </w:r>
-      </w:ins>
-      <w:ins w:id="120" w:author="PR Preview" w:date="2026-01-01T00:00:00Z">
-        <w:r>
-          <w:t xml:space="preserve">and the large values in that tail pull the sample mean upward</w:t>
-        </w:r>
-      </w:ins>
-      <w:ins w:id="121" w:author="PR Preview" w:date="2026-01-01T00:00:00Z">
-        <w:r>
-          <w:t xml:space="preserve"> </w:t>
-        </w:r>
-      </w:ins>
-      <w:ins w:id="122" w:author="PR Preview" w:date="2026-01-01T00:00:00Z">
-        <w:r>
-          <w:t xml:space="preserve">but barely change which value is in the middle.</w:t>
-        </w:r>
-      </w:ins>
-      <w:ins w:id="123" w:author="PR Preview" w:date="2026-01-01T00:00:00Z">
-        <w:r>
-          <w:t xml:space="preserve"> </w:t>
-        </w:r>
-      </w:ins>
-      <w:ins w:id="124" w:author="PR Preview" w:date="2026-01-01T00:00:00Z">
-        <w:r>
-          <w:t xml:space="preserve">A median is less sensitive to extreme values than a sample mean.</w:t>
-        </w:r>
-      </w:ins>
+      <w:r>
+        <w:t xml:space="preserve">).</w:t>
+      </w:r>
+      <w:r>
+        <w:t xml:space="preserve"> </w:t>
+      </w:r>
+      <w:r>
+        <w:t xml:space="preserve">Cholesterol has a longer right tail than left tail</w:t>
+      </w:r>
+      <w:r>
+        <w:t xml:space="preserve"> </w:t>
+      </w:r>
+      <w:r>
+        <w:t xml:space="preserve">(the maximum is 645 mg/dL),</w:t>
+      </w:r>
+      <w:r>
+        <w:t xml:space="preserve"> </w:t>
+      </w:r>
+      <w:r>
+        <w:t xml:space="preserve">and the large values in that tail pull the sample mean upward</w:t>
+      </w:r>
+      <w:r>
+        <w:t xml:space="preserve"> </w:t>
+      </w:r>
+      <w:r>
+        <w:t xml:space="preserve">but barely change which value is in the middle.</w:t>
+      </w:r>
+      <w:r>
+        <w:t xml:space="preserve"> </w:t>
+      </w:r>
+      <w:r>
+        <w:t xml:space="preserve">A median is less sensitive to extreme values than a sample mean.</w:t>
+      </w:r>
     </w:p>
     <w:bookmarkEnd w:id="29"/>
     <w:bookmarkEnd w:id="30"/>
@@ -18718,30 +18237,22 @@
       <w:pPr>
         <w:pStyle w:val="BodyText"/>
       </w:pPr>
-      <w:del w:id="125" w:author="PR Preview" w:date="2026-01-01T00:00:00Z">
-        <w:r>
-          <w:rPr>
-            <w:b/>
-            <w:bCs/>
-          </w:rPr>
-          <w:delText xml:space="preserve">Theorem 2 (Standardized values have mean 0 and standard deviation 1)</w:delText>
-        </w:r>
-      </w:del>
-      <w:del w:id="126" w:author="PR Preview" w:date="2026-01-01T00:00:00Z">
-        <w:r>
-          <w:delText xml:space="preserve"> </w:delText>
-        </w:r>
-      </w:del>
-      <w:del w:id="127" w:author="PR Preview" w:date="2026-01-01T00:00:00Z">
-        <w:r>
-          <w:delText xml:space="preserve">For</w:delText>
-        </w:r>
-      </w:del>
-      <w:del w:id="128" w:author="PR Preview" w:date="2026-01-01T00:00:00Z">
-        <w:r>
-          <w:delText xml:space="preserve"> </w:delText>
-        </w:r>
-      </w:del>
+      <w:r>
+        <w:rPr>
+          <w:b/>
+          <w:bCs/>
+        </w:rPr>
+        <w:t xml:space="preserve">Theorem 2 (Standardized values have sample mean 0 and sample standard deviation 1)</w:t>
+      </w:r>
+      <w:r>
+        <w:t xml:space="preserve"> </w:t>
+      </w:r>
+      <w:r>
+        <w:t xml:space="preserve">For</w:t>
+      </w:r>
+      <w:r>
+        <w:t xml:space="preserve"> </w:t>
+      </w:r>
       <m:oMath>
         <m:r>
           <m:t>n</m:t>
@@ -18756,21 +18267,15 @@
           <m:t>2</m:t>
         </m:r>
       </m:oMath>
-      <w:del w:id="129" w:author="PR Preview" w:date="2026-01-01T00:00:00Z">
-        <w:r>
-          <w:delText xml:space="preserve"> </w:delText>
-        </w:r>
-      </w:del>
-      <w:del w:id="130" w:author="PR Preview" w:date="2026-01-01T00:00:00Z">
-        <w:r>
-          <w:delText xml:space="preserve">observations with</w:delText>
-        </w:r>
-      </w:del>
-      <w:del w:id="131" w:author="PR Preview" w:date="2026-01-01T00:00:00Z">
-        <w:r>
-          <w:delText xml:space="preserve"> </w:delText>
-        </w:r>
-      </w:del>
+      <w:r>
+        <w:t xml:space="preserve"> </w:t>
+      </w:r>
+      <w:r>
+        <w:t xml:space="preserve">observations with</w:t>
+      </w:r>
+      <w:r>
+        <w:t xml:space="preserve"> </w:t>
+      </w:r>
       <m:oMath>
         <m:r>
           <m:t>s</m:t>
@@ -18785,41 +18290,29 @@
           <m:t>0</m:t>
         </m:r>
       </m:oMath>
-      <w:del w:id="132" w:author="PR Preview" w:date="2026-01-01T00:00:00Z">
+      <w:r>
+        <w:t xml:space="preserve">,</w:t>
+      </w:r>
+      <w:r>
+        <w:t xml:space="preserve"> </w:t>
+      </w:r>
+      <w:r>
+        <w:t xml:space="preserve">the</w:t>
+      </w:r>
+      <w:r>
+        <w:t xml:space="preserve"> </w:t>
+      </w:r>
+      <w:hyperlink w:anchor="def-standardization">
         <w:r>
-          <w:delText xml:space="preserve">,</w:delText>
+          <w:rPr>
+            <w:rStyle w:val="Hyperlink"/>
+          </w:rPr>
+          <w:t xml:space="preserve">standardized values</w:t>
         </w:r>
-      </w:del>
-      <w:del w:id="133" w:author="PR Preview" w:date="2026-01-01T00:00:00Z">
-        <w:r>
-          <w:delText xml:space="preserve"> </w:delText>
-        </w:r>
-      </w:del>
-      <w:del w:id="134" w:author="PR Preview" w:date="2026-01-01T00:00:00Z">
-        <w:r>
-          <w:delText xml:space="preserve">the</w:delText>
-        </w:r>
-      </w:del>
-      <w:del w:id="135" w:author="PR Preview" w:date="2026-01-01T00:00:00Z">
-        <w:r>
-          <w:delText xml:space="preserve"> </w:delText>
-        </w:r>
-      </w:del>
-      <w:hyperlink w:anchor="def-standardization">
-        <w:del w:id="136" w:author="PR Preview" w:date="2026-01-01T00:00:00Z">
-          <w:r>
-            <w:rPr>
-              <w:rStyle w:val="Hyperlink"/>
-            </w:rPr>
-            <w:delText xml:space="preserve">standardized values</w:delText>
-          </w:r>
-        </w:del>
       </w:hyperlink>
-      <w:del w:id="137" w:author="PR Preview" w:date="2026-01-01T00:00:00Z">
-        <w:r>
-          <w:delText xml:space="preserve"> </w:delText>
-        </w:r>
-      </w:del>
+      <w:r>
+        <w:t xml:space="preserve"> </w:t>
+      </w:r>
       <m:oMath>
         <m:sSub>
           <m:e>
@@ -18864,247 +18357,37 @@
           </m:sub>
         </m:sSub>
       </m:oMath>
-      <w:del w:id="138" w:author="PR Preview" w:date="2026-01-01T00:00:00Z">
-        <w:r>
-          <w:delText xml:space="preserve"> </w:delText>
-        </w:r>
-      </w:del>
-      <w:del w:id="139" w:author="PR Preview" w:date="2026-01-01T00:00:00Z">
-        <w:r>
-          <w:delText xml:space="preserve">have sample mean</w:delText>
-        </w:r>
-      </w:del>
-      <w:del w:id="140" w:author="PR Preview" w:date="2026-01-01T00:00:00Z">
-        <w:r>
-          <w:delText xml:space="preserve"> </w:delText>
-        </w:r>
-      </w:del>
+      <w:r>
+        <w:t xml:space="preserve"> </w:t>
+      </w:r>
+      <w:r>
+        <w:t xml:space="preserve">have sample mean</w:t>
+      </w:r>
+      <w:r>
+        <w:t xml:space="preserve"> </w:t>
+      </w:r>
       <m:oMath>
         <m:r>
           <m:t>0</m:t>
         </m:r>
       </m:oMath>
-      <w:del w:id="141" w:author="PR Preview" w:date="2026-01-01T00:00:00Z">
-        <w:r>
-          <w:delText xml:space="preserve"> </w:delText>
-        </w:r>
-      </w:del>
-      <w:del w:id="142" w:author="PR Preview" w:date="2026-01-01T00:00:00Z">
-        <w:r>
-          <w:delText xml:space="preserve">and sample standard deviation</w:delText>
-        </w:r>
-      </w:del>
-      <w:del w:id="143" w:author="PR Preview" w:date="2026-01-01T00:00:00Z">
-        <w:r>
-          <w:delText xml:space="preserve"> </w:delText>
-        </w:r>
-      </w:del>
+      <w:r>
+        <w:t xml:space="preserve"> </w:t>
+      </w:r>
+      <w:r>
+        <w:t xml:space="preserve">and sample standard deviation</w:t>
+      </w:r>
+      <w:r>
+        <w:t xml:space="preserve"> </w:t>
+      </w:r>
       <m:oMath>
         <m:r>
           <m:t>1</m:t>
         </m:r>
       </m:oMath>
-      <w:del w:id="144" w:author="PR Preview" w:date="2026-01-01T00:00:00Z">
-        <w:r>
-          <w:delText xml:space="preserve">.</w:delText>
-        </w:r>
-      </w:del>
-    </w:p>
-    <w:p>
-      <w:pPr>
-        <w:pStyle w:val="BodyText"/>
-      </w:pPr>
-      <w:ins w:id="145" w:author="PR Preview" w:date="2026-01-01T00:00:00Z">
-        <w:r>
-          <w:rPr>
-            <w:b/>
-            <w:bCs/>
-          </w:rPr>
-          <w:t xml:space="preserve">Theorem 2 (Standardized values have sample mean 0 and sample standard deviation 1)</w:t>
-        </w:r>
-      </w:ins>
-      <w:ins w:id="146" w:author="PR Preview" w:date="2026-01-01T00:00:00Z">
-        <w:r>
-          <w:t xml:space="preserve"> </w:t>
-        </w:r>
-      </w:ins>
-      <w:ins w:id="147" w:author="PR Preview" w:date="2026-01-01T00:00:00Z">
-        <w:r>
-          <w:t xml:space="preserve">For</w:t>
-        </w:r>
-      </w:ins>
-      <w:ins w:id="148" w:author="PR Preview" w:date="2026-01-01T00:00:00Z">
-        <w:r>
-          <w:t xml:space="preserve"> </w:t>
-        </w:r>
-      </w:ins>
-      <m:oMath>
-        <m:r>
-          <m:t>n</m:t>
-        </m:r>
-        <m:r>
-          <m:rPr>
-            <m:sty m:val="p"/>
-          </m:rPr>
-          <m:t>≥</m:t>
-        </m:r>
-        <m:r>
-          <m:t>2</m:t>
-        </m:r>
-      </m:oMath>
-      <w:ins w:id="149" w:author="PR Preview" w:date="2026-01-01T00:00:00Z">
-        <w:r>
-          <w:t xml:space="preserve"> </w:t>
-        </w:r>
-      </w:ins>
-      <w:ins w:id="150" w:author="PR Preview" w:date="2026-01-01T00:00:00Z">
-        <w:r>
-          <w:t xml:space="preserve">observations with</w:t>
-        </w:r>
-      </w:ins>
-      <w:ins w:id="151" w:author="PR Preview" w:date="2026-01-01T00:00:00Z">
-        <w:r>
-          <w:t xml:space="preserve"> </w:t>
-        </w:r>
-      </w:ins>
-      <m:oMath>
-        <m:r>
-          <m:t>s</m:t>
-        </m:r>
-        <m:r>
-          <m:rPr>
-            <m:sty m:val="p"/>
-          </m:rPr>
-          <m:t>&gt;</m:t>
-        </m:r>
-        <m:r>
-          <m:t>0</m:t>
-        </m:r>
-      </m:oMath>
-      <w:ins w:id="152" w:author="PR Preview" w:date="2026-01-01T00:00:00Z">
-        <w:r>
-          <w:t xml:space="preserve">,</w:t>
-        </w:r>
-      </w:ins>
-      <w:ins w:id="153" w:author="PR Preview" w:date="2026-01-01T00:00:00Z">
-        <w:r>
-          <w:t xml:space="preserve"> </w:t>
-        </w:r>
-      </w:ins>
-      <w:ins w:id="154" w:author="PR Preview" w:date="2026-01-01T00:00:00Z">
-        <w:r>
-          <w:t xml:space="preserve">the</w:t>
-        </w:r>
-      </w:ins>
-      <w:ins w:id="155" w:author="PR Preview" w:date="2026-01-01T00:00:00Z">
-        <w:r>
-          <w:t xml:space="preserve"> </w:t>
-        </w:r>
-      </w:ins>
-      <w:hyperlink w:anchor="def-standardization">
-        <w:ins w:id="156" w:author="PR Preview" w:date="2026-01-01T00:00:00Z">
-          <w:r>
-            <w:rPr>
-              <w:rStyle w:val="Hyperlink"/>
-            </w:rPr>
-            <w:t xml:space="preserve">standardized values</w:t>
-          </w:r>
-        </w:ins>
-      </w:hyperlink>
-      <w:ins w:id="157" w:author="PR Preview" w:date="2026-01-01T00:00:00Z">
-        <w:r>
-          <w:t xml:space="preserve"> </w:t>
-        </w:r>
-      </w:ins>
-      <m:oMath>
-        <m:sSub>
-          <m:e>
-            <m:r>
-              <m:t>z</m:t>
-            </m:r>
-          </m:e>
-          <m:sub>
-            <m:r>
-              <m:t>1</m:t>
-            </m:r>
-          </m:sub>
-        </m:sSub>
-        <m:r>
-          <m:rPr>
-            <m:sty m:val="p"/>
-          </m:rPr>
-          <m:t>,</m:t>
-        </m:r>
-        <m:r>
-          <m:rPr>
-            <m:sty m:val="p"/>
-          </m:rPr>
-          <m:t>…</m:t>
-        </m:r>
-        <m:r>
-          <m:rPr>
-            <m:sty m:val="p"/>
-          </m:rPr>
-          <m:t>,</m:t>
-        </m:r>
-        <m:sSub>
-          <m:e>
-            <m:r>
-              <m:t>z</m:t>
-            </m:r>
-          </m:e>
-          <m:sub>
-            <m:r>
-              <m:t>n</m:t>
-            </m:r>
-          </m:sub>
-        </m:sSub>
-      </m:oMath>
-      <w:ins w:id="158" w:author="PR Preview" w:date="2026-01-01T00:00:00Z">
-        <w:r>
-          <w:t xml:space="preserve"> </w:t>
-        </w:r>
-      </w:ins>
-      <w:ins w:id="159" w:author="PR Preview" w:date="2026-01-01T00:00:00Z">
-        <w:r>
-          <w:t xml:space="preserve">have sample mean</w:t>
-        </w:r>
-      </w:ins>
-      <w:ins w:id="160" w:author="PR Preview" w:date="2026-01-01T00:00:00Z">
-        <w:r>
-          <w:t xml:space="preserve"> </w:t>
-        </w:r>
-      </w:ins>
-      <m:oMath>
-        <m:r>
-          <m:t>0</m:t>
-        </m:r>
-      </m:oMath>
-      <w:ins w:id="161" w:author="PR Preview" w:date="2026-01-01T00:00:00Z">
-        <w:r>
-          <w:t xml:space="preserve"> </w:t>
-        </w:r>
-      </w:ins>
-      <w:ins w:id="162" w:author="PR Preview" w:date="2026-01-01T00:00:00Z">
-        <w:r>
-          <w:t xml:space="preserve">and sample standard deviation</w:t>
-        </w:r>
-      </w:ins>
-      <w:ins w:id="163" w:author="PR Preview" w:date="2026-01-01T00:00:00Z">
-        <w:r>
-          <w:t xml:space="preserve"> </w:t>
-        </w:r>
-      </w:ins>
-      <m:oMath>
-        <m:r>
-          <m:t>1</m:t>
-        </m:r>
-      </m:oMath>
-      <w:ins w:id="164" w:author="PR Preview" w:date="2026-01-01T00:00:00Z">
-        <w:r>
-          <w:t xml:space="preserve">.</w:t>
-        </w:r>
-      </w:ins>
+      <w:r>
+        <w:t xml:space="preserve">.</w:t>
+      </w:r>
     </w:p>
     <w:bookmarkEnd w:id="125"/>
     <w:p>
@@ -19448,16 +18731,12 @@
       <w:pPr>
         <w:pStyle w:val="FirstParagraph"/>
       </w:pPr>
-      <w:del w:id="165" w:author="PR Preview" w:date="2026-01-01T00:00:00Z">
-        <w:r>
-          <w:delText xml:space="preserve">Since the mean of the</w:delText>
-        </w:r>
-      </w:del>
-      <w:del w:id="166" w:author="PR Preview" w:date="2026-01-01T00:00:00Z">
-        <w:r>
-          <w:delText xml:space="preserve"> </w:delText>
-        </w:r>
-      </w:del>
+      <w:r>
+        <w:t xml:space="preserve">Since the sample mean of the</w:t>
+      </w:r>
+      <w:r>
+        <w:t xml:space="preserve"> </w:t>
+      </w:r>
       <m:oMath>
         <m:sSub>
           <m:e>
@@ -19472,105 +18751,29 @@
           </m:sub>
         </m:sSub>
       </m:oMath>
-      <w:del w:id="167" w:author="PR Preview" w:date="2026-01-01T00:00:00Z">
-        <w:r>
-          <w:delText xml:space="preserve"> </w:delText>
-        </w:r>
-      </w:del>
-      <w:del w:id="168" w:author="PR Preview" w:date="2026-01-01T00:00:00Z">
-        <w:r>
-          <w:delText xml:space="preserve">is</w:delText>
-        </w:r>
-      </w:del>
-      <w:del w:id="169" w:author="PR Preview" w:date="2026-01-01T00:00:00Z">
-        <w:r>
-          <w:delText xml:space="preserve"> </w:delText>
-        </w:r>
-      </w:del>
+      <w:r>
+        <w:t xml:space="preserve"> </w:t>
+      </w:r>
+      <w:r>
+        <w:t xml:space="preserve">is</w:t>
+      </w:r>
+      <w:r>
+        <w:t xml:space="preserve"> </w:t>
+      </w:r>
       <m:oMath>
         <m:r>
           <m:t>0</m:t>
         </m:r>
       </m:oMath>
-      <w:del w:id="170" w:author="PR Preview" w:date="2026-01-01T00:00:00Z">
-        <w:r>
-          <w:delText xml:space="preserve">,</w:delText>
-        </w:r>
-      </w:del>
-      <w:del w:id="171" w:author="PR Preview" w:date="2026-01-01T00:00:00Z">
-        <w:r>
-          <w:delText xml:space="preserve"> </w:delText>
-        </w:r>
-      </w:del>
-      <w:del w:id="172" w:author="PR Preview" w:date="2026-01-01T00:00:00Z">
-        <w:r>
-          <w:delText xml:space="preserve">their sample variance is</w:delText>
-        </w:r>
-      </w:del>
-    </w:p>
-    <w:p>
-      <w:pPr>
-        <w:pStyle w:val="FirstParagraph"/>
-      </w:pPr>
-      <w:ins w:id="173" w:author="PR Preview" w:date="2026-01-01T00:00:00Z">
-        <w:r>
-          <w:t xml:space="preserve">Since the sample mean of the</w:t>
-        </w:r>
-      </w:ins>
-      <w:ins w:id="174" w:author="PR Preview" w:date="2026-01-01T00:00:00Z">
-        <w:r>
-          <w:t xml:space="preserve"> </w:t>
-        </w:r>
-      </w:ins>
-      <m:oMath>
-        <m:sSub>
-          <m:e>
-            <m:r>
-              <m:t>z</m:t>
-            </m:r>
-          </m:e>
-          <m:sub>
-            <m:r>
-              <m:t>i</m:t>
-            </m:r>
-          </m:sub>
-        </m:sSub>
-      </m:oMath>
-      <w:ins w:id="175" w:author="PR Preview" w:date="2026-01-01T00:00:00Z">
-        <w:r>
-          <w:t xml:space="preserve"> </w:t>
-        </w:r>
-      </w:ins>
-      <w:ins w:id="176" w:author="PR Preview" w:date="2026-01-01T00:00:00Z">
-        <w:r>
-          <w:t xml:space="preserve">is</w:t>
-        </w:r>
-      </w:ins>
-      <w:ins w:id="177" w:author="PR Preview" w:date="2026-01-01T00:00:00Z">
-        <w:r>
-          <w:t xml:space="preserve"> </w:t>
-        </w:r>
-      </w:ins>
-      <m:oMath>
-        <m:r>
-          <m:t>0</m:t>
-        </m:r>
-      </m:oMath>
-      <w:ins w:id="178" w:author="PR Preview" w:date="2026-01-01T00:00:00Z">
-        <w:r>
-          <w:t xml:space="preserve">,</w:t>
-        </w:r>
-      </w:ins>
-      <w:ins w:id="179" w:author="PR Preview" w:date="2026-01-01T00:00:00Z">
-        <w:r>
-          <w:t xml:space="preserve"> </w:t>
-        </w:r>
-      </w:ins>
-      <w:ins w:id="180" w:author="PR Preview" w:date="2026-01-01T00:00:00Z">
-        <w:r>
-          <w:t xml:space="preserve">their sample variance is</w:t>
-        </w:r>
-      </w:ins>
+      <w:r>
+        <w:t xml:space="preserve">,</w:t>
+      </w:r>
+      <w:r>
+        <w:t xml:space="preserve"> </w:t>
+      </w:r>
+      <w:r>
+        <w:t xml:space="preserve">their sample variance is</w:t>
+      </w:r>
     </w:p>
     <w:p>
       <w:pPr>
@@ -19904,99 +19107,34 @@
       <w:pPr>
         <w:pStyle w:val="BodyText"/>
       </w:pPr>
-      <w:del w:id="181" w:author="PR Preview" w:date="2026-01-01T00:00:00Z">
-        <w:r>
-          <w:rPr>
-            <w:i/>
-            <w:iCs/>
-          </w:rPr>
-          <w:delText xml:space="preserve">Remark 7</w:delText>
-        </w:r>
-      </w:del>
-      <w:del w:id="182" w:author="PR Preview" w:date="2026-01-01T00:00:00Z">
-        <w:r>
-          <w:delText xml:space="preserve"> (Source: Standardized values have mean 0 and standard deviation 1). </w:delText>
-        </w:r>
-      </w:del>
-      <w:del w:id="183" w:author="PR Preview" w:date="2026-01-01T00:00:00Z">
-        <w:r>
-          <w:delText xml:space="preserve">Stated for the standardized Caravan variables in</w:delText>
-        </w:r>
-      </w:del>
-      <w:del w:id="184" w:author="PR Preview" w:date="2026-01-01T00:00:00Z">
-        <w:r>
-          <w:delText xml:space="preserve"> </w:delText>
-        </w:r>
-      </w:del>
-      <w:del w:id="185" w:author="PR Preview" w:date="2026-01-01T00:00:00Z">
-        <w:r>
-          <w:delText xml:space="preserve">James et al. (2021, sec. 4.7.6, p. 183)</w:delText>
-        </w:r>
-      </w:del>
-      <w:del w:id="186" w:author="PR Preview" w:date="2026-01-01T00:00:00Z">
-        <w:r>
-          <w:delText xml:space="preserve">;</w:delText>
-        </w:r>
-      </w:del>
-      <w:del w:id="187" w:author="PR Preview" w:date="2026-01-01T00:00:00Z">
-        <w:r>
-          <w:delText xml:space="preserve"> </w:delText>
-        </w:r>
-      </w:del>
-      <w:del w:id="188" w:author="PR Preview" w:date="2026-01-01T00:00:00Z">
-        <w:r>
-          <w:delText xml:space="preserve">the proof is the elementary calculation.</w:delText>
-        </w:r>
-      </w:del>
-    </w:p>
-    <w:p>
-      <w:pPr>
-        <w:pStyle w:val="BodyText"/>
-      </w:pPr>
-      <w:ins w:id="189" w:author="PR Preview" w:date="2026-01-01T00:00:00Z">
-        <w:r>
-          <w:rPr>
-            <w:i/>
-            <w:iCs/>
-          </w:rPr>
-          <w:t xml:space="preserve">Remark 7</w:t>
-        </w:r>
-      </w:ins>
-      <w:ins w:id="190" w:author="PR Preview" w:date="2026-01-01T00:00:00Z">
-        <w:r>
-          <w:t xml:space="preserve"> (Source: Standardized values have sample mean 0 and sample standard deviation 1). </w:t>
-        </w:r>
-      </w:ins>
-      <w:ins w:id="191" w:author="PR Preview" w:date="2026-01-01T00:00:00Z">
-        <w:r>
-          <w:t xml:space="preserve">Stated for the standardized Caravan variables in</w:t>
-        </w:r>
-      </w:ins>
-      <w:ins w:id="192" w:author="PR Preview" w:date="2026-01-01T00:00:00Z">
-        <w:r>
-          <w:t xml:space="preserve"> </w:t>
-        </w:r>
-      </w:ins>
-      <w:ins w:id="193" w:author="PR Preview" w:date="2026-01-01T00:00:00Z">
-        <w:r>
-          <w:t xml:space="preserve">James et al. (2021, sec. 4.7.6, p. 183)</w:t>
-        </w:r>
-      </w:ins>
-      <w:ins w:id="194" w:author="PR Preview" w:date="2026-01-01T00:00:00Z">
-        <w:r>
-          <w:t xml:space="preserve">;</w:t>
-        </w:r>
-      </w:ins>
-      <w:ins w:id="195" w:author="PR Preview" w:date="2026-01-01T00:00:00Z">
-        <w:r>
-          <w:t xml:space="preserve"> </w:t>
-        </w:r>
-      </w:ins>
-      <w:ins w:id="196" w:author="PR Preview" w:date="2026-01-01T00:00:00Z">
-        <w:r>
-          <w:t xml:space="preserve">the proof is the elementary calculation.</w:t>
-        </w:r>
-      </w:ins>
+      <w:r>
+        <w:rPr>
+          <w:i/>
+          <w:iCs/>
+        </w:rPr>
+        <w:t xml:space="preserve">Remark 7</w:t>
+      </w:r>
+      <w:r>
+        <w:t xml:space="preserve"> (Source: Standardized values have sample mean 0 and sample standard deviation 1). </w:t>
+      </w:r>
+      <w:r>
+        <w:t xml:space="preserve">Stated for the standardized Caravan variables in</w:t>
+      </w:r>
+      <w:r>
+        <w:t xml:space="preserve"> </w:t>
+      </w:r>
+      <w:r>
+        <w:t xml:space="preserve">James et al. (2021, sec. 4.7.6, p. 183)</w:t>
+      </w:r>
+      <w:r>
+        <w:t xml:space="preserve">;</w:t>
+      </w:r>
+      <w:r>
+        <w:t xml:space="preserve"> </w:t>
+      </w:r>
+      <w:r>
+        <w:t xml:space="preserve">the proof is the elementary calculation.</w:t>
+      </w:r>
     </w:p>
     <w:bookmarkEnd w:id="126"/>
     <w:bookmarkStart w:id="127" w:name="exm-scale-wcgs"/>
@@ -20204,227 +19342,78 @@
       <w:pPr>
         <w:pStyle w:val="FirstParagraph"/>
       </w:pPr>
-      <w:del w:id="197" w:author="PR Preview" w:date="2026-01-01T00:00:00Z">
-        <w:r>
-          <w:delText xml:space="preserve">The mean is</w:delText>
-        </w:r>
-      </w:del>
-      <w:del w:id="198" w:author="PR Preview" w:date="2026-01-01T00:00:00Z">
-        <w:r>
-          <w:delText xml:space="preserve"> </w:delText>
-        </w:r>
-      </w:del>
+      <w:r>
+        <w:t xml:space="preserve">The sample mean is</w:t>
+      </w:r>
+      <w:r>
+        <w:t xml:space="preserve"> </w:t>
+      </w:r>
       <m:oMath>
         <m:r>
           <m:t>0</m:t>
         </m:r>
       </m:oMath>
-      <w:del w:id="199" w:author="PR Preview" w:date="2026-01-01T00:00:00Z">
-        <w:r>
-          <w:delText xml:space="preserve"> </w:delText>
-        </w:r>
-      </w:del>
-      <w:del w:id="200" w:author="PR Preview" w:date="2026-01-01T00:00:00Z">
-        <w:r>
-          <w:delText xml:space="preserve">up to rounding error, and the standard deviation is</w:delText>
-        </w:r>
-      </w:del>
-      <w:del w:id="201" w:author="PR Preview" w:date="2026-01-01T00:00:00Z">
-        <w:r>
-          <w:delText xml:space="preserve"> </w:delText>
-        </w:r>
-      </w:del>
+      <w:r>
+        <w:t xml:space="preserve"> </w:t>
+      </w:r>
+      <w:r>
+        <w:t xml:space="preserve">up to rounding error, and the sample standard deviation is</w:t>
+      </w:r>
+      <w:r>
+        <w:t xml:space="preserve"> </w:t>
+      </w:r>
       <m:oMath>
         <m:r>
           <m:t>1</m:t>
         </m:r>
       </m:oMath>
-      <w:del w:id="202" w:author="PR Preview" w:date="2026-01-01T00:00:00Z">
-        <w:r>
-          <w:delText xml:space="preserve">,</w:delText>
-        </w:r>
-      </w:del>
-      <w:del w:id="203" w:author="PR Preview" w:date="2026-01-01T00:00:00Z">
-        <w:r>
-          <w:delText xml:space="preserve"> </w:delText>
-        </w:r>
-      </w:del>
-      <w:del w:id="204" w:author="PR Preview" w:date="2026-01-01T00:00:00Z">
-        <w:r>
-          <w:delText xml:space="preserve">as</w:delText>
-        </w:r>
-      </w:del>
-      <w:del w:id="205" w:author="PR Preview" w:date="2026-01-01T00:00:00Z">
-        <w:r>
-          <w:delText xml:space="preserve"> </w:delText>
-        </w:r>
-      </w:del>
+      <w:r>
+        <w:t xml:space="preserve">,</w:t>
+      </w:r>
+      <w:r>
+        <w:t xml:space="preserve"> </w:t>
+      </w:r>
+      <w:r>
+        <w:t xml:space="preserve">as</w:t>
+      </w:r>
+      <w:r>
+        <w:t xml:space="preserve"> </w:t>
+      </w:r>
       <w:hyperlink w:anchor="thm-standardized-mean-sd">
-        <w:del w:id="206" w:author="PR Preview" w:date="2026-01-01T00:00:00Z">
-          <w:r>
-            <w:rPr>
-              <w:rStyle w:val="Hyperlink"/>
-            </w:rPr>
-            <w:delText xml:space="preserve">Theorem 2</w:delText>
-          </w:r>
-        </w:del>
-      </w:hyperlink>
-      <w:del w:id="207" w:author="PR Preview" w:date="2026-01-01T00:00:00Z">
-        <w:r>
-          <w:delText xml:space="preserve"> </w:delText>
-        </w:r>
-      </w:del>
-      <w:del w:id="208" w:author="PR Preview" w:date="2026-01-01T00:00:00Z">
-        <w:r>
-          <w:delText xml:space="preserve">says.</w:delText>
-        </w:r>
-      </w:del>
-      <w:del w:id="209" w:author="PR Preview" w:date="2026-01-01T00:00:00Z">
-        <w:r>
-          <w:delText xml:space="preserve"> </w:delText>
-        </w:r>
-      </w:del>
-      <w:del w:id="210" w:author="PR Preview" w:date="2026-01-01T00:00:00Z">
-        <w:r>
-          <w:delText xml:space="preserve">The</w:delText>
-        </w:r>
-      </w:del>
-      <w:del w:id="211" w:author="PR Preview" w:date="2026-01-01T00:00:00Z">
-        <w:r>
-          <w:delText xml:space="preserve"> </w:delText>
-        </w:r>
-      </w:del>
-      <w:del w:id="212" w:author="PR Preview" w:date="2026-01-01T00:00:00Z">
         <w:r>
           <w:rPr>
-            <w:rStyle w:val="VerbatimChar"/>
+            <w:rStyle w:val="Hyperlink"/>
           </w:rPr>
-          <w:delText xml:space="preserve">na.rm = TRUE</w:delText>
+          <w:t xml:space="preserve">Theorem 2</w:t>
         </w:r>
-      </w:del>
-      <w:del w:id="213" w:author="PR Preview" w:date="2026-01-01T00:00:00Z">
-        <w:r>
-          <w:delText xml:space="preserve"> </w:delText>
-        </w:r>
-      </w:del>
-      <w:del w:id="214" w:author="PR Preview" w:date="2026-01-01T00:00:00Z">
-        <w:r>
-          <w:delText xml:space="preserve">is needed because 12 of the cholesterol values are missing.</w:delText>
-        </w:r>
-      </w:del>
-    </w:p>
-    <w:p>
-      <w:pPr>
-        <w:pStyle w:val="FirstParagraph"/>
-      </w:pPr>
-      <w:ins w:id="215" w:author="PR Preview" w:date="2026-01-01T00:00:00Z">
-        <w:r>
-          <w:t xml:space="preserve">The sample mean is</w:t>
-        </w:r>
-      </w:ins>
-      <w:ins w:id="216" w:author="PR Preview" w:date="2026-01-01T00:00:00Z">
-        <w:r>
-          <w:t xml:space="preserve"> </w:t>
-        </w:r>
-      </w:ins>
-      <m:oMath>
-        <m:r>
-          <m:t>0</m:t>
-        </m:r>
-      </m:oMath>
-      <w:ins w:id="217" w:author="PR Preview" w:date="2026-01-01T00:00:00Z">
-        <w:r>
-          <w:t xml:space="preserve"> </w:t>
-        </w:r>
-      </w:ins>
-      <w:ins w:id="218" w:author="PR Preview" w:date="2026-01-01T00:00:00Z">
-        <w:r>
-          <w:t xml:space="preserve">up to rounding error, and the sample standard deviation is</w:t>
-        </w:r>
-      </w:ins>
-      <w:ins w:id="219" w:author="PR Preview" w:date="2026-01-01T00:00:00Z">
-        <w:r>
-          <w:t xml:space="preserve"> </w:t>
-        </w:r>
-      </w:ins>
-      <m:oMath>
-        <m:r>
-          <m:t>1</m:t>
-        </m:r>
-      </m:oMath>
-      <w:ins w:id="220" w:author="PR Preview" w:date="2026-01-01T00:00:00Z">
-        <w:r>
-          <w:t xml:space="preserve">,</w:t>
-        </w:r>
-      </w:ins>
-      <w:ins w:id="221" w:author="PR Preview" w:date="2026-01-01T00:00:00Z">
-        <w:r>
-          <w:t xml:space="preserve"> </w:t>
-        </w:r>
-      </w:ins>
-      <w:ins w:id="222" w:author="PR Preview" w:date="2026-01-01T00:00:00Z">
-        <w:r>
-          <w:t xml:space="preserve">as</w:t>
-        </w:r>
-      </w:ins>
-      <w:ins w:id="223" w:author="PR Preview" w:date="2026-01-01T00:00:00Z">
-        <w:r>
-          <w:t xml:space="preserve"> </w:t>
-        </w:r>
-      </w:ins>
-      <w:hyperlink w:anchor="thm-standardized-mean-sd">
-        <w:ins w:id="224" w:author="PR Preview" w:date="2026-01-01T00:00:00Z">
-          <w:r>
-            <w:rPr>
-              <w:rStyle w:val="Hyperlink"/>
-            </w:rPr>
-            <w:t xml:space="preserve">Theorem 2</w:t>
-          </w:r>
-        </w:ins>
       </w:hyperlink>
-      <w:ins w:id="225" w:author="PR Preview" w:date="2026-01-01T00:00:00Z">
-        <w:r>
-          <w:t xml:space="preserve"> </w:t>
-        </w:r>
-      </w:ins>
-      <w:ins w:id="226" w:author="PR Preview" w:date="2026-01-01T00:00:00Z">
-        <w:r>
-          <w:t xml:space="preserve">says.</w:t>
-        </w:r>
-      </w:ins>
-      <w:ins w:id="227" w:author="PR Preview" w:date="2026-01-01T00:00:00Z">
-        <w:r>
-          <w:t xml:space="preserve"> </w:t>
-        </w:r>
-      </w:ins>
-      <w:ins w:id="228" w:author="PR Preview" w:date="2026-01-01T00:00:00Z">
-        <w:r>
-          <w:t xml:space="preserve">The</w:t>
-        </w:r>
-      </w:ins>
-      <w:ins w:id="229" w:author="PR Preview" w:date="2026-01-01T00:00:00Z">
-        <w:r>
-          <w:t xml:space="preserve"> </w:t>
-        </w:r>
-      </w:ins>
-      <w:ins w:id="230" w:author="PR Preview" w:date="2026-01-01T00:00:00Z">
-        <w:r>
-          <w:rPr>
-            <w:rStyle w:val="VerbatimChar"/>
-          </w:rPr>
-          <w:t xml:space="preserve">na.rm = TRUE</w:t>
-        </w:r>
-      </w:ins>
-      <w:ins w:id="231" w:author="PR Preview" w:date="2026-01-01T00:00:00Z">
-        <w:r>
-          <w:t xml:space="preserve"> </w:t>
-        </w:r>
-      </w:ins>
-      <w:ins w:id="232" w:author="PR Preview" w:date="2026-01-01T00:00:00Z">
-        <w:r>
-          <w:t xml:space="preserve">is needed because 12 of the cholesterol values are missing.</w:t>
-        </w:r>
-      </w:ins>
+      <w:r>
+        <w:t xml:space="preserve"> </w:t>
+      </w:r>
+      <w:r>
+        <w:t xml:space="preserve">says.</w:t>
+      </w:r>
+      <w:r>
+        <w:t xml:space="preserve"> </w:t>
+      </w:r>
+      <w:r>
+        <w:t xml:space="preserve">The</w:t>
+      </w:r>
+      <w:r>
+        <w:t xml:space="preserve"> </w:t>
+      </w:r>
+      <w:r>
+        <w:rPr>
+          <w:rStyle w:val="VerbatimChar"/>
+        </w:rPr>
+        <w:t xml:space="preserve">na.rm = TRUE</w:t>
+      </w:r>
+      <w:r>
+        <w:t xml:space="preserve"> </w:t>
+      </w:r>
+      <w:r>
+        <w:t xml:space="preserve">is needed because 12 of the cholesterol values are missing.</w:t>
+      </w:r>
     </w:p>
     <w:bookmarkEnd w:id="127"/>
     <w:bookmarkStart w:id="128" w:name="def-min-max-scaling"/>
